--- a/business_document/05_commercial_and_pricing/DOC-32_TCO_and_ROI_Calculator_Guide.docx
+++ b/business_document/05_commercial_and_pricing/DOC-32_TCO_and_ROI_Calculator_Guide.docx
@@ -487,7 +487,7 @@
           <w:color w:val="222222"/>
           <w:sz w:val="19"/>
         </w:rPr>
-        <w:t>Document Identifier:</w:t>
+        <w:t>Document Identifier: DOC-32-FIN-01</w:t>
       </w:r>
       <w:r>
         <w:rPr>
@@ -497,7 +497,6 @@
           <w:color w:val="222222"/>
           <w:sz w:val="19"/>
         </w:rPr>
-        <w:t xml:space="preserve"> DOC-32-FIN-02</w:t>
       </w:r>
     </w:p>
     <w:p>
@@ -881,7 +880,7 @@
           <w:color w:val="222222"/>
           <w:sz w:val="19"/>
         </w:rPr>
-        <w:t xml:space="preserve">Generates a 5-year </w:t>
+        <w:t>Generates a 5-year Net Present Value (NPV) of BDT 32.94 Crore (at 12% corporate discount rate) with an Internal Rate of Return (IRR) of ≈179% and cumulative 5-year net cash benefit of BDT 48.23 Crore.</w:t>
       </w:r>
       <w:r>
         <w:rPr>
@@ -891,7 +890,6 @@
           <w:color w:val="222222"/>
           <w:sz w:val="19"/>
         </w:rPr>
-        <w:t>Net Present Value (NPV) of BDT 32.94 Crore</w:t>
       </w:r>
       <w:r>
         <w:rPr>
@@ -901,7 +899,6 @@
           <w:color w:val="222222"/>
           <w:sz w:val="19"/>
         </w:rPr>
-        <w:t xml:space="preserve"> (at 12% corporate discount rate) with an Internal Rate of Return (IRR) of </w:t>
       </w:r>
       <w:r>
         <w:rPr>
@@ -911,7 +908,6 @@
           <w:color w:val="222222"/>
           <w:sz w:val="19"/>
         </w:rPr>
-        <w:t>164.5%</w:t>
       </w:r>
       <w:r>
         <w:rPr>
@@ -921,7 +917,6 @@
           <w:color w:val="222222"/>
           <w:sz w:val="19"/>
         </w:rPr>
-        <w:t xml:space="preserve"> and cumulative 5-year net cash benefit of </w:t>
       </w:r>
       <w:r>
         <w:rPr>
@@ -931,7 +926,6 @@
           <w:color w:val="222222"/>
           <w:sz w:val="19"/>
         </w:rPr>
-        <w:t>BDT 48.23 Crore</w:t>
       </w:r>
       <w:r>
         <w:rPr>
@@ -941,7 +935,6 @@
           <w:color w:val="222222"/>
           <w:sz w:val="19"/>
         </w:rPr>
-        <w:t>.</w:t>
       </w:r>
     </w:p>
     <w:p>
@@ -2547,6 +2540,19 @@
         <w:t>Unisoft Systems Limited — Financial Advisory &amp; Commercial Analytics.</w:t>
       </w:r>
     </w:p>
+    <w:p>
+      <w:r>
+        <w:rPr>
+          <w:b/>
+        </w:rPr>
+        <w:t>Addendum — v3.1.0 corrections (Independent Forensic Re-audit, 8 October 2026)</w:t>
+      </w:r>
+    </w:p>
+    <w:p>
+      <w:r>
+        <w:t>Model corrections (v3.1.0): the labor-savings component models 30 credit-officer equivalents (৳1.18 Cr/yr — as printed in the result), making the formula self-consistent; IRR recomputed from the stated cash flows ≈179% (the printed 164.5% did not reproduce). Payback 6.64 months and NPV ৳32.94 Crore verify exactly. Conservative phased-adoption case: 8.5 months.</w:t>
+      </w:r>
+    </w:p>
     <w:sectPr>
       <w:headerReference w:type="default" r:id="rId9"/>
       <w:footerReference w:type="default" r:id="rId10"/>
